--- a/ОТЧЁТ Addendum 1.1.docx
+++ b/ОТЧЁТ Addendum 1.1.docx
@@ -1,6 +1,6 @@
 
 <file path=word/document.xml><?xml version="1.0" encoding="utf-8"?>
-<w:document xmlns:wpc="http://schemas.microsoft.com/office/word/2010/wordprocessingCanvas" xmlns:cx="http://schemas.microsoft.com/office/drawing/2014/chartex" xmlns:cx1="http://schemas.microsoft.com/office/drawing/2015/9/8/chartex" xmlns:cx2="http://schemas.microsoft.com/office/drawing/2015/10/21/chartex" xmlns:cx3="http://schemas.microsoft.com/office/drawing/2016/5/9/chartex" xmlns:cx4="http://schemas.microsoft.com/office/drawing/2016/5/10/chartex" xmlns:cx5="http://schemas.microsoft.com/office/drawing/2016/5/11/chartex" xmlns:cx6="http://schemas.microsoft.com/office/drawing/2016/5/12/chartex" xmlns:cx7="http://schemas.microsoft.com/office/drawing/2016/5/13/chartex" xmlns:cx8="http://schemas.microsoft.com/office/drawing/2016/5/14/chartex" xmlns:mc="http://schemas.openxmlformats.org/markup-compatibility/2006" xmlns:aink="http://schemas.microsoft.com/office/drawing/2016/ink" xmlns:am3d="http://schemas.microsoft.com/office/drawing/2017/model3d" xmlns:o="urn:schemas-microsoft-com:office:office" xmlns:r="http://schemas.openxmlformats.org/officeDocument/2006/relationships" xmlns:m="http://schemas.openxmlformats.org/officeDocument/2006/math" xmlns:v="urn:schemas-microsoft-com:vml" xmlns:wp14="http://schemas.microsoft.com/office/word/2010/wordprocessingDrawing" xmlns:wp="http://schemas.openxmlformats.org/drawingml/2006/wordprocessingDrawing" xmlns:w10="urn:schemas-microsoft-com:office:word" xmlns:w="http://schemas.openxmlformats.org/wordprocessingml/2006/main" xmlns:w14="http://schemas.microsoft.com/office/word/2010/wordml" xmlns:w15="http://schemas.microsoft.com/office/word/2012/wordml" xmlns:w16cex="http://schemas.microsoft.com/office/word/2018/wordml/cex" xmlns:w16cid="http://schemas.microsoft.com/office/word/2016/wordml/cid" xmlns:w16="http://schemas.microsoft.com/office/word/2018/wordml" xmlns:w16sdtdh="http://schemas.microsoft.com/office/word/2020/wordml/sdtdatahash" xmlns:w16se="http://schemas.microsoft.com/office/word/2015/wordml/symex" xmlns:wpg="http://schemas.microsoft.com/office/word/2010/wordprocessingGroup" xmlns:wpi="http://schemas.microsoft.com/office/word/2010/wordprocessingInk" xmlns:wne="http://schemas.microsoft.com/office/word/2006/wordml" xmlns:wps="http://schemas.microsoft.com/office/word/2010/wordprocessingShape" mc:Ignorable="w14 w15 w16se w16cid w16 w16cex w16sdtdh wp14">
+<w:document xmlns:wpc="http://schemas.microsoft.com/office/word/2010/wordprocessingCanvas" xmlns:cx="http://schemas.microsoft.com/office/drawing/2014/chartex" xmlns:cx1="http://schemas.microsoft.com/office/drawing/2015/9/8/chartex" xmlns:cx2="http://schemas.microsoft.com/office/drawing/2015/10/21/chartex" xmlns:cx3="http://schemas.microsoft.com/office/drawing/2016/5/9/chartex" xmlns:cx4="http://schemas.microsoft.com/office/drawing/2016/5/10/chartex" xmlns:cx5="http://schemas.microsoft.com/office/drawing/2016/5/11/chartex" xmlns:cx6="http://schemas.microsoft.com/office/drawing/2016/5/12/chartex" xmlns:cx7="http://schemas.microsoft.com/office/drawing/2016/5/13/chartex" xmlns:cx8="http://schemas.microsoft.com/office/drawing/2016/5/14/chartex" xmlns:mc="http://schemas.openxmlformats.org/markup-compatibility/2006" xmlns:m="http://schemas.openxmlformats.org/officeDocument/2006/math" xmlns:aink="http://schemas.microsoft.com/office/drawing/2016/ink" xmlns:am3d="http://schemas.microsoft.com/office/drawing/2017/model3d" xmlns:oel="http://schemas.microsoft.com/office/2019/extlst" xmlns:r="http://schemas.openxmlformats.org/officeDocument/2006/relationships" xmlns:wp14="http://schemas.microsoft.com/office/word/2010/wordprocessingDrawing" xmlns:wp="http://schemas.openxmlformats.org/drawingml/2006/wordprocessingDrawing" xmlns:wpg="http://schemas.microsoft.com/office/word/2010/wordprocessingGroup" xmlns:wpi="http://schemas.microsoft.com/office/word/2010/wordprocessingInk" xmlns:wps="http://schemas.microsoft.com/office/word/2010/wordprocessingShape" xmlns:o="urn:schemas-microsoft-com:office:office" xmlns:v="urn:schemas-microsoft-com:vml" xmlns:w10="urn:schemas-microsoft-com:office:word" xmlns:w="http://schemas.openxmlformats.org/wordprocessingml/2006/main" xmlns:w14="http://schemas.microsoft.com/office/word/2010/wordml" xmlns:w15="http://schemas.microsoft.com/office/word/2012/wordml" xmlns:w16cei="http://schemas.microsoft.com/office/word/2026/wordml/cei" xmlns:w16cex="http://schemas.microsoft.com/office/word/2018/wordml/cex" xmlns:w16cid="http://schemas.microsoft.com/office/word/2016/wordml/cid" xmlns:w16="http://schemas.microsoft.com/office/word/2018/wordml" xmlns:w16sdtdh="http://schemas.microsoft.com/office/word/2020/wordml/sdtdatahash" xmlns:w16sdtfl="http://schemas.microsoft.com/office/word/2024/wordml/sdtformatlock" xmlns:w16se="http://schemas.microsoft.com/office/word/2015/wordml/symex" xmlns:w16du="http://schemas.microsoft.com/office/word/2023/wordml/word16du" xmlns:wne="http://schemas.microsoft.com/office/word/2006/wordml" mc:Ignorable="w14 w15 w16se w16cid w16 w16cex w16sdtdh w16sdtfl w16du wp14">
   <w:body>
     <w:p>
       <w:pPr>
@@ -98,6 +98,12 @@
       <w:r>
         <w:t>уровня адаптации программ для обучающихся с различными образовательными потребностями.</w:t>
       </w:r>
+      <w:r>
+        <w:rPr>
+          <w:lang w:val="en-US"/>
+        </w:rPr>
+        <w:t>asdadasndansasda</w:t>
+      </w:r>
     </w:p>
     <w:p>
       <w:r>
@@ -106,8 +112,16 @@
     </w:p>
     <w:p>
       <w:r>
-        <w:pict w14:anchorId="4DF97780">
-          <v:rect id="_x0000_i1025" style="width:0;height:1.5pt" o:hralign="center" o:hrstd="t" o:hr="t" fillcolor="#a0a0a0" stroked="f"/>
+        <w:rPr>
+          <w:noProof/>
+        </w:rPr>
+      </w:r>
+      <w:r>
+        <w:pict w14:anchorId="19E0F70A">
+          <v:rect id="Horizontal Line 1" o:spid="_x0000_s1030" style="width:467.75pt;height:1.1pt;visibility:visible;mso-wrap-style:square;mso-left-percent:-10001;mso-top-percent:-10001;mso-position-horizontal:absolute;mso-position-horizontal-relative:char;mso-position-vertical:absolute;mso-position-vertical-relative:line;mso-left-percent:-10001;mso-top-percent:-10001;v-text-anchor:top" o:gfxdata="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" filled="f">
+            <o:lock v:ext="edit" rotation="t" aspectratio="t" verticies="t" text="t" shapetype="t"/>
+            <w10:anchorlock/>
+          </v:rect>
         </w:pict>
       </w:r>
     </w:p>
@@ -171,8 +185,16 @@
     </w:p>
     <w:p>
       <w:r>
-        <w:pict w14:anchorId="766A43EF">
-          <v:rect id="_x0000_i1026" style="width:0;height:1.5pt" o:hralign="center" o:hrstd="t" o:hr="t" fillcolor="#a0a0a0" stroked="f"/>
+        <w:rPr>
+          <w:noProof/>
+        </w:rPr>
+      </w:r>
+      <w:r>
+        <w:pict w14:anchorId="15F70D92">
+          <v:rect id="Horizontal Line 2" o:spid="_x0000_s1029" style="width:467.75pt;height:1.1pt;visibility:visible;mso-wrap-style:square;mso-left-percent:-10001;mso-top-percent:-10001;mso-position-horizontal:absolute;mso-position-horizontal-relative:char;mso-position-vertical:absolute;mso-position-vertical-relative:line;mso-left-percent:-10001;mso-top-percent:-10001;v-text-anchor:top" o:gfxdata="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" filled="f">
+            <o:lock v:ext="edit" rotation="t" aspectratio="t" verticies="t" text="t" shapetype="t"/>
+            <w10:anchorlock/>
+          </v:rect>
         </w:pict>
       </w:r>
     </w:p>
@@ -931,9 +953,16 @@
     </w:p>
     <w:p>
       <w:r>
-        <w:lastRenderedPageBreak/>
-        <w:pict w14:anchorId="59F9C5A9">
-          <v:rect id="_x0000_i1027" style="width:0;height:1.5pt" o:hralign="center" o:hrstd="t" o:hr="t" fillcolor="#a0a0a0" stroked="f"/>
+        <w:rPr>
+          <w:noProof/>
+        </w:rPr>
+      </w:r>
+      <w:r>
+        <w:pict w14:anchorId="7117E4A7">
+          <v:rect id="Horizontal Line 3" o:spid="_x0000_s1028" style="width:467.75pt;height:1.1pt;visibility:visible;mso-wrap-style:square;mso-left-percent:-10001;mso-top-percent:-10001;mso-position-horizontal:absolute;mso-position-horizontal-relative:char;mso-position-vertical:absolute;mso-position-vertical-relative:line;mso-left-percent:-10001;mso-top-percent:-10001;v-text-anchor:top" o:gfxdata="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" filled="f">
+            <o:lock v:ext="edit" rotation="t" aspectratio="t" verticies="t" text="t" shapetype="t"/>
+            <w10:anchorlock/>
+          </v:rect>
         </w:pict>
       </w:r>
     </w:p>
@@ -1494,8 +1523,16 @@
     </w:p>
     <w:p>
       <w:r>
-        <w:pict w14:anchorId="4904FBB7">
-          <v:rect id="_x0000_i1028" style="width:0;height:1.5pt" o:hralign="center" o:hrstd="t" o:hr="t" fillcolor="#a0a0a0" stroked="f"/>
+        <w:rPr>
+          <w:noProof/>
+        </w:rPr>
+      </w:r>
+      <w:r>
+        <w:pict w14:anchorId="41B6A157">
+          <v:rect id="Horizontal Line 4" o:spid="_x0000_s1027" style="width:467.75pt;height:1.1pt;visibility:visible;mso-wrap-style:square;mso-left-percent:-10001;mso-top-percent:-10001;mso-position-horizontal:absolute;mso-position-horizontal-relative:char;mso-position-vertical:absolute;mso-position-vertical-relative:line;mso-left-percent:-10001;mso-top-percent:-10001;v-text-anchor:top" o:gfxdata="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" filled="f">
+            <o:lock v:ext="edit" rotation="t" aspectratio="t" verticies="t" text="t" shapetype="t"/>
+            <w10:anchorlock/>
+          </v:rect>
         </w:pict>
       </w:r>
     </w:p>
@@ -1688,8 +1725,16 @@
     </w:p>
     <w:p>
       <w:r>
-        <w:pict w14:anchorId="5F3979BD">
-          <v:rect id="_x0000_i1029" style="width:0;height:1.5pt" o:hralign="center" o:hrstd="t" o:hr="t" fillcolor="#a0a0a0" stroked="f"/>
+        <w:rPr>
+          <w:noProof/>
+        </w:rPr>
+      </w:r>
+      <w:r>
+        <w:pict w14:anchorId="254FA4AD">
+          <v:rect id="Horizontal Line 5" o:spid="_x0000_s1026" style="width:467.75pt;height:1.1pt;visibility:visible;mso-wrap-style:square;mso-left-percent:-10001;mso-top-percent:-10001;mso-position-horizontal:absolute;mso-position-horizontal-relative:char;mso-position-vertical:absolute;mso-position-vertical-relative:line;mso-left-percent:-10001;mso-top-percent:-10001;v-text-anchor:top" o:gfxdata="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" filled="f">
+            <o:lock v:ext="edit" rotation="t" aspectratio="t" verticies="t" text="t" shapetype="t"/>
+            <w10:anchorlock/>
+          </v:rect>
         </w:pict>
       </w:r>
     </w:p>
@@ -1960,7 +2005,7 @@
 </file>
 
 <file path=word/numbering.xml><?xml version="1.0" encoding="utf-8"?>
-<w:numbering xmlns:wpc="http://schemas.microsoft.com/office/word/2010/wordprocessingCanvas" xmlns:cx="http://schemas.microsoft.com/office/drawing/2014/chartex" xmlns:cx1="http://schemas.microsoft.com/office/drawing/2015/9/8/chartex" xmlns:cx2="http://schemas.microsoft.com/office/drawing/2015/10/21/chartex" xmlns:cx3="http://schemas.microsoft.com/office/drawing/2016/5/9/chartex" xmlns:cx4="http://schemas.microsoft.com/office/drawing/2016/5/10/chartex" xmlns:cx5="http://schemas.microsoft.com/office/drawing/2016/5/11/chartex" xmlns:cx6="http://schemas.microsoft.com/office/drawing/2016/5/12/chartex" xmlns:cx7="http://schemas.microsoft.com/office/drawing/2016/5/13/chartex" xmlns:cx8="http://schemas.microsoft.com/office/drawing/2016/5/14/chartex" xmlns:mc="http://schemas.openxmlformats.org/markup-compatibility/2006" xmlns:aink="http://schemas.microsoft.com/office/drawing/2016/ink" xmlns:am3d="http://schemas.microsoft.com/office/drawing/2017/model3d" xmlns:o="urn:schemas-microsoft-com:office:office" xmlns:r="http://schemas.openxmlformats.org/officeDocument/2006/relationships" xmlns:m="http://schemas.openxmlformats.org/officeDocument/2006/math" xmlns:v="urn:schemas-microsoft-com:vml" xmlns:wp14="http://schemas.microsoft.com/office/word/2010/wordprocessingDrawing" xmlns:wp="http://schemas.openxmlformats.org/drawingml/2006/wordprocessingDrawing" xmlns:w10="urn:schemas-microsoft-com:office:word" xmlns:w="http://schemas.openxmlformats.org/wordprocessingml/2006/main" xmlns:w14="http://schemas.microsoft.com/office/word/2010/wordml" xmlns:w15="http://schemas.microsoft.com/office/word/2012/wordml" xmlns:w16cex="http://schemas.microsoft.com/office/word/2018/wordml/cex" xmlns:w16cid="http://schemas.microsoft.com/office/word/2016/wordml/cid" xmlns:w16="http://schemas.microsoft.com/office/word/2018/wordml" xmlns:w16sdtdh="http://schemas.microsoft.com/office/word/2020/wordml/sdtdatahash" xmlns:w16se="http://schemas.microsoft.com/office/word/2015/wordml/symex" xmlns:wpg="http://schemas.microsoft.com/office/word/2010/wordprocessingGroup" xmlns:wpi="http://schemas.microsoft.com/office/word/2010/wordprocessingInk" xmlns:wne="http://schemas.microsoft.com/office/word/2006/wordml" xmlns:wps="http://schemas.microsoft.com/office/word/2010/wordprocessingShape" mc:Ignorable="w14 w15 w16se w16cid w16 w16cex w16sdtdh wp14">
+<w:numbering xmlns:wpc="http://schemas.microsoft.com/office/word/2010/wordprocessingCanvas" xmlns:cx="http://schemas.microsoft.com/office/drawing/2014/chartex" xmlns:cx1="http://schemas.microsoft.com/office/drawing/2015/9/8/chartex" xmlns:cx2="http://schemas.microsoft.com/office/drawing/2015/10/21/chartex" xmlns:cx3="http://schemas.microsoft.com/office/drawing/2016/5/9/chartex" xmlns:cx4="http://schemas.microsoft.com/office/drawing/2016/5/10/chartex" xmlns:cx5="http://schemas.microsoft.com/office/drawing/2016/5/11/chartex" xmlns:cx6="http://schemas.microsoft.com/office/drawing/2016/5/12/chartex" xmlns:cx7="http://schemas.microsoft.com/office/drawing/2016/5/13/chartex" xmlns:cx8="http://schemas.microsoft.com/office/drawing/2016/5/14/chartex" xmlns:mc="http://schemas.openxmlformats.org/markup-compatibility/2006" xmlns:m="http://schemas.openxmlformats.org/officeDocument/2006/math" xmlns:aink="http://schemas.microsoft.com/office/drawing/2016/ink" xmlns:am3d="http://schemas.microsoft.com/office/drawing/2017/model3d" xmlns:oel="http://schemas.microsoft.com/office/2019/extlst" xmlns:r="http://schemas.openxmlformats.org/officeDocument/2006/relationships" xmlns:wp14="http://schemas.microsoft.com/office/word/2010/wordprocessingDrawing" xmlns:wp="http://schemas.openxmlformats.org/drawingml/2006/wordprocessingDrawing" xmlns:wpg="http://schemas.microsoft.com/office/word/2010/wordprocessingGroup" xmlns:wpi="http://schemas.microsoft.com/office/word/2010/wordprocessingInk" xmlns:wps="http://schemas.microsoft.com/office/word/2010/wordprocessingShape" xmlns:o="urn:schemas-microsoft-com:office:office" xmlns:v="urn:schemas-microsoft-com:vml" xmlns:w10="urn:schemas-microsoft-com:office:word" xmlns:w="http://schemas.openxmlformats.org/wordprocessingml/2006/main" xmlns:w14="http://schemas.microsoft.com/office/word/2010/wordml" xmlns:w15="http://schemas.microsoft.com/office/word/2012/wordml" xmlns:w16cei="http://schemas.microsoft.com/office/word/2026/wordml/cei" xmlns:w16cex="http://schemas.microsoft.com/office/word/2018/wordml/cex" xmlns:w16cid="http://schemas.microsoft.com/office/word/2016/wordml/cid" xmlns:w16="http://schemas.microsoft.com/office/word/2018/wordml" xmlns:w16sdtdh="http://schemas.microsoft.com/office/word/2020/wordml/sdtdatahash" xmlns:w16sdtfl="http://schemas.microsoft.com/office/word/2024/wordml/sdtformatlock" xmlns:w16se="http://schemas.microsoft.com/office/word/2015/wordml/symex" xmlns:w16du="http://schemas.microsoft.com/office/word/2023/wordml/word16du" xmlns:wne="http://schemas.microsoft.com/office/word/2006/wordml" mc:Ignorable="w14 w15 w16se w16cid w16 w16cex w16sdtdh w16sdtfl w16du wp14">
   <w:abstractNum w:abstractNumId="0" w15:restartNumberingAfterBreak="0">
     <w:nsid w:val="00A321EC"/>
     <w:multiLevelType w:val="multilevel"/>
@@ -6431,94 +6476,94 @@
       </w:rPr>
     </w:lvl>
   </w:abstractNum>
-  <w:num w:numId="1">
+  <w:num w:numId="1" w16cid:durableId="1320112992">
     <w:abstractNumId w:val="0"/>
   </w:num>
-  <w:num w:numId="2">
+  <w:num w:numId="2" w16cid:durableId="181483551">
     <w:abstractNumId w:val="26"/>
   </w:num>
-  <w:num w:numId="3">
+  <w:num w:numId="3" w16cid:durableId="247421089">
     <w:abstractNumId w:val="20"/>
   </w:num>
-  <w:num w:numId="4">
+  <w:num w:numId="4" w16cid:durableId="1332493021">
     <w:abstractNumId w:val="6"/>
   </w:num>
-  <w:num w:numId="5">
+  <w:num w:numId="5" w16cid:durableId="1840147809">
     <w:abstractNumId w:val="13"/>
   </w:num>
-  <w:num w:numId="6">
+  <w:num w:numId="6" w16cid:durableId="689181820">
     <w:abstractNumId w:val="4"/>
   </w:num>
-  <w:num w:numId="7">
+  <w:num w:numId="7" w16cid:durableId="1957105176">
     <w:abstractNumId w:val="27"/>
   </w:num>
-  <w:num w:numId="8">
+  <w:num w:numId="8" w16cid:durableId="1309242483">
     <w:abstractNumId w:val="23"/>
   </w:num>
-  <w:num w:numId="9">
+  <w:num w:numId="9" w16cid:durableId="1439984391">
     <w:abstractNumId w:val="21"/>
   </w:num>
-  <w:num w:numId="10">
+  <w:num w:numId="10" w16cid:durableId="143854986">
     <w:abstractNumId w:val="17"/>
   </w:num>
-  <w:num w:numId="11">
+  <w:num w:numId="11" w16cid:durableId="691691686">
     <w:abstractNumId w:val="25"/>
   </w:num>
-  <w:num w:numId="12">
+  <w:num w:numId="12" w16cid:durableId="323508702">
     <w:abstractNumId w:val="10"/>
   </w:num>
-  <w:num w:numId="13">
+  <w:num w:numId="13" w16cid:durableId="1950626638">
     <w:abstractNumId w:val="2"/>
   </w:num>
-  <w:num w:numId="14">
+  <w:num w:numId="14" w16cid:durableId="1269196615">
     <w:abstractNumId w:val="22"/>
   </w:num>
-  <w:num w:numId="15">
+  <w:num w:numId="15" w16cid:durableId="968319925">
     <w:abstractNumId w:val="18"/>
   </w:num>
-  <w:num w:numId="16">
+  <w:num w:numId="16" w16cid:durableId="1063918001">
     <w:abstractNumId w:val="9"/>
   </w:num>
-  <w:num w:numId="17">
+  <w:num w:numId="17" w16cid:durableId="1456825002">
     <w:abstractNumId w:val="14"/>
   </w:num>
-  <w:num w:numId="18">
+  <w:num w:numId="18" w16cid:durableId="1554928159">
     <w:abstractNumId w:val="8"/>
   </w:num>
-  <w:num w:numId="19">
+  <w:num w:numId="19" w16cid:durableId="1196038775">
     <w:abstractNumId w:val="24"/>
   </w:num>
-  <w:num w:numId="20">
+  <w:num w:numId="20" w16cid:durableId="43332626">
     <w:abstractNumId w:val="12"/>
   </w:num>
-  <w:num w:numId="21">
+  <w:num w:numId="21" w16cid:durableId="1867593340">
     <w:abstractNumId w:val="15"/>
   </w:num>
-  <w:num w:numId="22">
+  <w:num w:numId="22" w16cid:durableId="908853787">
     <w:abstractNumId w:val="7"/>
   </w:num>
-  <w:num w:numId="23">
+  <w:num w:numId="23" w16cid:durableId="190266157">
     <w:abstractNumId w:val="5"/>
   </w:num>
-  <w:num w:numId="24">
+  <w:num w:numId="24" w16cid:durableId="1188789607">
     <w:abstractNumId w:val="16"/>
   </w:num>
-  <w:num w:numId="25">
+  <w:num w:numId="25" w16cid:durableId="1028335791">
     <w:abstractNumId w:val="1"/>
   </w:num>
-  <w:num w:numId="26">
+  <w:num w:numId="26" w16cid:durableId="2056730196">
     <w:abstractNumId w:val="19"/>
   </w:num>
-  <w:num w:numId="27">
+  <w:num w:numId="27" w16cid:durableId="2007400170">
     <w:abstractNumId w:val="28"/>
   </w:num>
-  <w:num w:numId="28">
+  <w:num w:numId="28" w16cid:durableId="592402178">
     <w:abstractNumId w:val="29"/>
   </w:num>
-  <w:num w:numId="29">
+  <w:num w:numId="29" w16cid:durableId="583033642">
     <w:abstractNumId w:val="11"/>
   </w:num>
-  <w:num w:numId="30">
+  <w:num w:numId="30" w16cid:durableId="1217011878">
     <w:abstractNumId w:val="3"/>
   </w:num>
   <w:numIdMacAtCleanup w:val="30"/>
@@ -6526,7 +6571,7 @@
 </file>
 
 <file path=word/styles.xml><?xml version="1.0" encoding="utf-8"?>
-<w:styles xmlns:mc="http://schemas.openxmlformats.org/markup-compatibility/2006" xmlns:r="http://schemas.openxmlformats.org/officeDocument/2006/relationships" xmlns:w="http://schemas.openxmlformats.org/wordprocessingml/2006/main" xmlns:w14="http://schemas.microsoft.com/office/word/2010/wordml" xmlns:w15="http://schemas.microsoft.com/office/word/2012/wordml" xmlns:w16cex="http://schemas.microsoft.com/office/word/2018/wordml/cex" xmlns:w16cid="http://schemas.microsoft.com/office/word/2016/wordml/cid" xmlns:w16="http://schemas.microsoft.com/office/word/2018/wordml" xmlns:w16sdtdh="http://schemas.microsoft.com/office/word/2020/wordml/sdtdatahash" xmlns:w16se="http://schemas.microsoft.com/office/word/2015/wordml/symex" mc:Ignorable="w14 w15 w16se w16cid w16 w16cex w16sdtdh">
+<w:styles xmlns:mc="http://schemas.openxmlformats.org/markup-compatibility/2006" xmlns:r="http://schemas.openxmlformats.org/officeDocument/2006/relationships" xmlns:w="http://schemas.openxmlformats.org/wordprocessingml/2006/main" xmlns:w14="http://schemas.microsoft.com/office/word/2010/wordml" xmlns:w15="http://schemas.microsoft.com/office/word/2012/wordml" xmlns:w16cex="http://schemas.microsoft.com/office/word/2018/wordml/cex" xmlns:w16cid="http://schemas.microsoft.com/office/word/2016/wordml/cid" xmlns:w16="http://schemas.microsoft.com/office/word/2018/wordml" xmlns:w16sdtdh="http://schemas.microsoft.com/office/word/2020/wordml/sdtdatahash" xmlns:w16sdtfl="http://schemas.microsoft.com/office/word/2024/wordml/sdtformatlock" xmlns:w16se="http://schemas.microsoft.com/office/word/2015/wordml/symex" xmlns:w16du="http://schemas.microsoft.com/office/word/2023/wordml/word16du" mc:Ignorable="w14 w15 w16se w16cid w16 w16cex w16sdtdh w16sdtfl w16du">
   <w:docDefaults>
     <w:rPrDefault>
       <w:rPr>
@@ -6920,17 +6965,17 @@
     <w:lsdException w:name="Unresolved Mention" w:semiHidden="1" w:unhideWhenUsed="1"/>
     <w:lsdException w:name="Smart Link" w:semiHidden="1" w:unhideWhenUsed="1"/>
   </w:latentStyles>
-  <w:style w:type="paragraph" w:default="1" w:styleId="a">
+  <w:style w:type="paragraph" w:default="1" w:styleId="Normal">
     <w:name w:val="Normal"/>
     <w:qFormat/>
   </w:style>
-  <w:style w:type="character" w:default="1" w:styleId="a0">
+  <w:style w:type="character" w:default="1" w:styleId="DefaultParagraphFont">
     <w:name w:val="Default Paragraph Font"/>
     <w:uiPriority w:val="1"/>
     <w:semiHidden/>
     <w:unhideWhenUsed/>
   </w:style>
-  <w:style w:type="table" w:default="1" w:styleId="a1">
+  <w:style w:type="table" w:default="1" w:styleId="TableNormal">
     <w:name w:val="Normal Table"/>
     <w:uiPriority w:val="99"/>
     <w:semiHidden/>
@@ -6945,7 +6990,7 @@
       </w:tblCellMar>
     </w:tblPr>
   </w:style>
-  <w:style w:type="numbering" w:default="1" w:styleId="a2">
+  <w:style w:type="numbering" w:default="1" w:styleId="NoList">
     <w:name w:val="No List"/>
     <w:uiPriority w:val="99"/>
     <w:semiHidden/>
